--- a/doc/项目流程.docx
+++ b/doc/项目流程.docx
@@ -411,142 +411,134 @@
         </w:rPr>
         <w:t>第五阶段：安全增强</w:t>
       </w:r>
+    </w:p>
+    <w:p>
+      <w:pPr>
+        <w:rPr>
+          <w:rFonts w:hint="eastAsia"/>
+          <w:lang w:val="en-US" w:eastAsia="zh-CN"/>
+        </w:rPr>
+      </w:pPr>
+      <w:r>
+        <w:rPr>
+          <w:rFonts w:hint="eastAsia"/>
+          <w:lang w:val="en-US" w:eastAsia="zh-CN"/>
+        </w:rPr>
+        <w:t>23.添加图形验证码:防止自动化暴力破解登录</w:t>
+      </w:r>
+    </w:p>
+    <w:p>
+      <w:pPr>
+        <w:rPr>
+          <w:rFonts w:hint="eastAsia"/>
+          <w:lang w:val="en-US" w:eastAsia="zh-CN"/>
+        </w:rPr>
+      </w:pPr>
+      <w:r>
+        <w:rPr>
+          <w:rFonts w:hint="eastAsia"/>
+          <w:lang w:val="en-US" w:eastAsia="zh-CN"/>
+        </w:rPr>
+        <w:t>24.添加登录限流Redis:限制IP和用户登录尝试频率</w:t>
+      </w:r>
+    </w:p>
+    <w:p>
+      <w:pPr>
+        <w:rPr>
+          <w:rFonts w:hint="eastAsia"/>
+          <w:lang w:val="en-US" w:eastAsia="zh-CN"/>
+        </w:rPr>
+      </w:pPr>
+      <w:r>
+        <w:rPr>
+          <w:rFonts w:hint="eastAsia"/>
+          <w:lang w:val="en-US" w:eastAsia="zh-CN"/>
+        </w:rPr>
+        <w:t>25.添加审计日志:记录所有请求和敏感操作</w:t>
+      </w:r>
+    </w:p>
+    <w:p>
+      <w:pPr>
+        <w:rPr>
+          <w:rFonts w:hint="eastAsia"/>
+          <w:lang w:val="en-US" w:eastAsia="zh-CN"/>
+        </w:rPr>
+      </w:pPr>
+      <w:r>
+        <w:rPr>
+          <w:rFonts w:hint="eastAsia"/>
+          <w:lang w:val="en-US" w:eastAsia="zh-CN"/>
+        </w:rPr>
+        <w:t>26.添加防重放攻击Nonce:使用Redis存储已用随机数，防止请求重放</w:t>
+      </w:r>
+    </w:p>
+    <w:p>
+      <w:pPr>
+        <w:rPr>
+          <w:rFonts w:hint="eastAsia"/>
+          <w:lang w:val="en-US" w:eastAsia="zh-CN"/>
+        </w:rPr>
+      </w:pPr>
+      <w:r>
+        <w:rPr>
+          <w:rFonts w:hint="eastAsia"/>
+          <w:lang w:val="en-US" w:eastAsia="zh-CN"/>
+        </w:rPr>
+        <w:t>27.添加对话内容AES-256加密存储:聊天记录密文存储，防止数据库泄露</w:t>
+      </w:r>
+    </w:p>
+    <w:p>
+      <w:pPr>
+        <w:rPr>
+          <w:rFonts w:hint="eastAsia"/>
+          <w:lang w:val="en-US" w:eastAsia="zh-CN"/>
+        </w:rPr>
+      </w:pPr>
+      <w:r>
+        <w:rPr>
+          <w:rFonts w:hint="eastAsia"/>
+          <w:lang w:val="en-US" w:eastAsia="zh-CN"/>
+        </w:rPr>
+        <w:t>28.添加JWT Token刷新机制:短期Token+长期RefreshToken，自动续期</w:t>
+      </w:r>
+    </w:p>
+    <w:p>
+      <w:pPr>
+        <w:rPr>
+          <w:rFonts w:hint="eastAsia"/>
+          <w:lang w:val="en-US" w:eastAsia="zh-CN"/>
+        </w:rPr>
+      </w:pPr>
+      <w:r>
+        <w:rPr>
+          <w:rFonts w:hint="eastAsia"/>
+          <w:lang w:val="en-US" w:eastAsia="zh-CN"/>
+        </w:rPr>
+        <w:t>29.添加敏感词过滤:拦截用户输入和AI输出中的敏感词汇</w:t>
+      </w:r>
+    </w:p>
+    <w:p>
+      <w:pPr>
+        <w:rPr>
+          <w:rFonts w:hint="eastAsia"/>
+          <w:lang w:val="en-US" w:eastAsia="zh-CN"/>
+        </w:rPr>
+      </w:pPr>
+      <w:r>
+        <w:rPr>
+          <w:rFonts w:hint="eastAsia"/>
+          <w:lang w:val="en-US" w:eastAsia="zh-CN"/>
+        </w:rPr>
+        <w:t>30</w:t>
+      </w:r>
       <w:bookmarkStart w:id="0" w:name="_GoBack"/>
       <w:bookmarkEnd w:id="0"/>
-    </w:p>
-    <w:p>
-      <w:pPr>
-        <w:rPr>
-          <w:rFonts w:hint="eastAsia"/>
-          <w:lang w:val="en-US" w:eastAsia="zh-CN"/>
-        </w:rPr>
-      </w:pPr>
-      <w:r>
-        <w:rPr>
-          <w:rFonts w:hint="eastAsia"/>
-          <w:lang w:val="en-US" w:eastAsia="zh-CN"/>
-        </w:rPr>
-        <w:t>23.添加图形验证码:防止自动化暴力破解登录</w:t>
-      </w:r>
-    </w:p>
-    <w:p>
-      <w:pPr>
-        <w:rPr>
-          <w:rFonts w:hint="eastAsia"/>
-          <w:lang w:val="en-US" w:eastAsia="zh-CN"/>
-        </w:rPr>
-      </w:pPr>
-      <w:r>
-        <w:rPr>
-          <w:rFonts w:hint="eastAsia"/>
-          <w:lang w:val="en-US" w:eastAsia="zh-CN"/>
-        </w:rPr>
-        <w:t>24.添加登录限流Redis:限制IP和用户登录尝试频率</w:t>
-      </w:r>
-    </w:p>
-    <w:p>
-      <w:pPr>
-        <w:rPr>
-          <w:rFonts w:hint="eastAsia"/>
-          <w:lang w:val="en-US" w:eastAsia="zh-CN"/>
-        </w:rPr>
-      </w:pPr>
-      <w:r>
-        <w:rPr>
-          <w:rFonts w:hint="eastAsia"/>
-          <w:lang w:val="en-US" w:eastAsia="zh-CN"/>
-        </w:rPr>
-        <w:t>25.添加审计日志:记录所有请求和敏感操作</w:t>
-      </w:r>
-    </w:p>
-    <w:p>
-      <w:pPr>
-        <w:rPr>
-          <w:rFonts w:hint="eastAsia"/>
-          <w:lang w:val="en-US" w:eastAsia="zh-CN"/>
-        </w:rPr>
-      </w:pPr>
-      <w:r>
-        <w:rPr>
-          <w:rFonts w:hint="eastAsia"/>
-          <w:lang w:val="en-US" w:eastAsia="zh-CN"/>
-        </w:rPr>
-        <w:t>26.添加HTTPS配置:加密传输数据，防止中间人攻击</w:t>
-      </w:r>
-    </w:p>
-    <w:p>
-      <w:pPr>
-        <w:rPr>
-          <w:rFonts w:hint="eastAsia"/>
-          <w:lang w:val="en-US" w:eastAsia="zh-CN"/>
-        </w:rPr>
-      </w:pPr>
-      <w:r>
-        <w:rPr>
-          <w:rFonts w:hint="eastAsia"/>
-          <w:lang w:val="en-US" w:eastAsia="zh-CN"/>
-        </w:rPr>
-        <w:t>27.添加防重放攻击Nonce:使用Redis存储已用随机数，防止请求重放</w:t>
-      </w:r>
-    </w:p>
-    <w:p>
-      <w:pPr>
-        <w:rPr>
-          <w:rFonts w:hint="eastAsia"/>
-          <w:lang w:val="en-US" w:eastAsia="zh-CN"/>
-        </w:rPr>
-      </w:pPr>
-      <w:r>
-        <w:rPr>
-          <w:rFonts w:hint="eastAsia"/>
-          <w:lang w:val="en-US" w:eastAsia="zh-CN"/>
-        </w:rPr>
-        <w:t>28.添加对话内容AES-256加密存储:聊天记录密文存储，防止数据库泄露</w:t>
-      </w:r>
-    </w:p>
-    <w:p>
-      <w:pPr>
-        <w:rPr>
-          <w:rFonts w:hint="eastAsia"/>
-          <w:lang w:val="en-US" w:eastAsia="zh-CN"/>
-        </w:rPr>
-      </w:pPr>
-      <w:r>
-        <w:rPr>
-          <w:rFonts w:hint="eastAsia"/>
-          <w:lang w:val="en-US" w:eastAsia="zh-CN"/>
-        </w:rPr>
-        <w:t>29.添加JWT Token刷新机制:短期Token+长期RefreshToken，自动续期</w:t>
-      </w:r>
-    </w:p>
-    <w:p>
-      <w:pPr>
-        <w:rPr>
-          <w:rFonts w:hint="eastAsia"/>
-          <w:lang w:val="en-US" w:eastAsia="zh-CN"/>
-        </w:rPr>
-      </w:pPr>
-      <w:r>
-        <w:rPr>
-          <w:rFonts w:hint="eastAsia"/>
-          <w:lang w:val="en-US" w:eastAsia="zh-CN"/>
-        </w:rPr>
-        <w:t>30.添加敏感词过滤:拦截用户输入和AI输出中的敏感词汇</w:t>
-      </w:r>
-    </w:p>
-    <w:p>
-      <w:pPr>
-        <w:rPr>
-          <w:rFonts w:hint="eastAsia"/>
-          <w:lang w:val="en-US" w:eastAsia="zh-CN"/>
-        </w:rPr>
-      </w:pPr>
-      <w:r>
-        <w:rPr>
-          <w:rFonts w:hint="eastAsia"/>
-          <w:lang w:val="en-US" w:eastAsia="zh-CN"/>
-        </w:rPr>
-        <w:t>31.添加双因素认证2FA/TOTP:登录时额外验证动态验证码</w:t>
+      <w:r>
+        <w:rPr>
+          <w:rFonts w:hint="eastAsia"/>
+          <w:lang w:val="en-US" w:eastAsia="zh-CN"/>
+        </w:rPr>
+        <w:t>.添加双因素认证2FA/TOTP:登录时额外验证动态验证码</w:t>
       </w:r>
     </w:p>
     <w:sectPr>
@@ -689,7 +681,7 @@
     <w:lsdException w:qFormat="1" w:unhideWhenUsed="0" w:uiPriority="0" w:semiHidden="0" w:name="Title"/>
     <w:lsdException w:unhideWhenUsed="0" w:uiPriority="0" w:semiHidden="0" w:name="Closing"/>
     <w:lsdException w:unhideWhenUsed="0" w:uiPriority="0" w:semiHidden="0" w:name="Signature"/>
-    <w:lsdException w:unhideWhenUsed="0" w:uiPriority="0" w:name="Default Paragraph Font"/>
+    <w:lsdException w:qFormat="1" w:unhideWhenUsed="0" w:uiPriority="0" w:name="Default Paragraph Font"/>
     <w:lsdException w:unhideWhenUsed="0" w:uiPriority="0" w:semiHidden="0" w:name="Body Text"/>
     <w:lsdException w:unhideWhenUsed="0" w:uiPriority="0" w:semiHidden="0" w:name="Body Text Indent"/>
     <w:lsdException w:unhideWhenUsed="0" w:uiPriority="0" w:semiHidden="0" w:name="List Continue"/>
@@ -727,7 +719,7 @@
     <w:lsdException w:unhideWhenUsed="0" w:uiPriority="0" w:semiHidden="0" w:name="HTML Sample"/>
     <w:lsdException w:unhideWhenUsed="0" w:uiPriority="0" w:semiHidden="0" w:name="HTML Typewriter"/>
     <w:lsdException w:unhideWhenUsed="0" w:uiPriority="0" w:semiHidden="0" w:name="HTML Variable"/>
-    <w:lsdException w:unhideWhenUsed="0" w:uiPriority="0" w:name="Normal Table"/>
+    <w:lsdException w:qFormat="1" w:unhideWhenUsed="0" w:uiPriority="0" w:name="Normal Table"/>
     <w:lsdException w:unhideWhenUsed="0" w:uiPriority="0" w:semiHidden="0" w:name="annotation subject"/>
     <w:lsdException w:unhideWhenUsed="0" w:uiPriority="0" w:semiHidden="0" w:name="Table Simple 1"/>
     <w:lsdException w:unhideWhenUsed="0" w:uiPriority="0" w:semiHidden="0" w:name="Table Simple 2"/>
@@ -948,11 +940,13 @@
   <w:style w:type="character" w:default="1" w:styleId="6">
     <w:name w:val="Default Paragraph Font"/>
     <w:semiHidden/>
+    <w:qFormat/>
     <w:uiPriority w:val="0"/>
   </w:style>
   <w:style w:type="table" w:default="1" w:styleId="5">
     <w:name w:val="Normal Table"/>
     <w:semiHidden/>
+    <w:qFormat/>
     <w:uiPriority w:val="0"/>
     <w:tblPr>
       <w:tblCellMar>
@@ -966,6 +960,7 @@
   <w:style w:type="paragraph" w:customStyle="1" w:styleId="7">
     <w:name w:val="表格"/>
     <w:next w:val="1"/>
+    <w:qFormat/>
     <w:uiPriority w:val="0"/>
     <w:pPr>
       <w:keepNext/>
@@ -987,6 +982,7 @@
   <w:style w:type="paragraph" w:customStyle="1" w:styleId="8">
     <w:name w:val="codes"/>
     <w:basedOn w:val="1"/>
+    <w:qFormat/>
     <w:uiPriority w:val="0"/>
     <w:pPr>
       <w:widowControl/>

--- a/doc/项目流程.docx
+++ b/doc/项目流程.docx
@@ -469,67 +469,52 @@
           <w:rFonts w:hint="eastAsia"/>
           <w:lang w:val="en-US" w:eastAsia="zh-CN"/>
         </w:rPr>
-        <w:t>26.添加防重放攻击Nonce:使用Redis存储已用随机数，防止请求重放</w:t>
-      </w:r>
-    </w:p>
-    <w:p>
-      <w:pPr>
-        <w:rPr>
-          <w:rFonts w:hint="eastAsia"/>
-          <w:lang w:val="en-US" w:eastAsia="zh-CN"/>
-        </w:rPr>
-      </w:pPr>
-      <w:r>
-        <w:rPr>
-          <w:rFonts w:hint="eastAsia"/>
-          <w:lang w:val="en-US" w:eastAsia="zh-CN"/>
-        </w:rPr>
-        <w:t>27.添加对话内容AES-256加密存储:聊天记录密文存储，防止数据库泄露</w:t>
-      </w:r>
-    </w:p>
-    <w:p>
-      <w:pPr>
-        <w:rPr>
-          <w:rFonts w:hint="eastAsia"/>
-          <w:lang w:val="en-US" w:eastAsia="zh-CN"/>
-        </w:rPr>
-      </w:pPr>
-      <w:r>
-        <w:rPr>
-          <w:rFonts w:hint="eastAsia"/>
-          <w:lang w:val="en-US" w:eastAsia="zh-CN"/>
-        </w:rPr>
-        <w:t>28.添加JWT Token刷新机制:短期Token+长期RefreshToken，自动续期</w:t>
-      </w:r>
-    </w:p>
-    <w:p>
-      <w:pPr>
-        <w:rPr>
-          <w:rFonts w:hint="eastAsia"/>
-          <w:lang w:val="en-US" w:eastAsia="zh-CN"/>
-        </w:rPr>
-      </w:pPr>
-      <w:r>
-        <w:rPr>
-          <w:rFonts w:hint="eastAsia"/>
-          <w:lang w:val="en-US" w:eastAsia="zh-CN"/>
-        </w:rPr>
-        <w:t>29.添加敏感词过滤:拦截用户输入和AI输出中的敏感词汇</w:t>
-      </w:r>
-    </w:p>
-    <w:p>
-      <w:pPr>
-        <w:rPr>
-          <w:rFonts w:hint="eastAsia"/>
-          <w:lang w:val="en-US" w:eastAsia="zh-CN"/>
-        </w:rPr>
-      </w:pPr>
-      <w:r>
-        <w:rPr>
-          <w:rFonts w:hint="eastAsia"/>
-          <w:lang w:val="en-US" w:eastAsia="zh-CN"/>
-        </w:rPr>
-        <w:t>30</w:t>
+        <w:t>26.添加HTTPS配置:加密传输数据，防止中间人攻击</w:t>
+      </w:r>
+    </w:p>
+    <w:p>
+      <w:pPr>
+        <w:rPr>
+          <w:rFonts w:hint="eastAsia"/>
+          <w:lang w:val="en-US" w:eastAsia="zh-CN"/>
+        </w:rPr>
+      </w:pPr>
+      <w:r>
+        <w:rPr>
+          <w:rFonts w:hint="eastAsia"/>
+          <w:lang w:val="en-US" w:eastAsia="zh-CN"/>
+        </w:rPr>
+        <w:t>27.添加防重放攻击Nonce:使用Redis存储已用随机数，防止请求重放</w:t>
+      </w:r>
+    </w:p>
+    <w:p>
+      <w:pPr>
+        <w:rPr>
+          <w:rFonts w:hint="eastAsia"/>
+          <w:lang w:val="en-US" w:eastAsia="zh-CN"/>
+        </w:rPr>
+      </w:pPr>
+      <w:r>
+        <w:rPr>
+          <w:rFonts w:hint="eastAsia"/>
+          <w:lang w:val="en-US" w:eastAsia="zh-CN"/>
+        </w:rPr>
+        <w:t>28.添加对话内容AES-256加密存储:聊天记录密文存储，防止数据库泄露</w:t>
+      </w:r>
+    </w:p>
+    <w:p>
+      <w:pPr>
+        <w:rPr>
+          <w:rFonts w:hint="eastAsia"/>
+          <w:lang w:val="en-US" w:eastAsia="zh-CN"/>
+        </w:rPr>
+      </w:pPr>
+      <w:r>
+        <w:rPr>
+          <w:rFonts w:hint="eastAsia"/>
+          <w:lang w:val="en-US" w:eastAsia="zh-CN"/>
+        </w:rPr>
+        <w:t>29.添加JWT Token刷新机制:短期Token+长期Refre</w:t>
       </w:r>
       <w:bookmarkStart w:id="0" w:name="_GoBack"/>
       <w:bookmarkEnd w:id="0"/>
@@ -538,7 +523,37 @@
           <w:rFonts w:hint="eastAsia"/>
           <w:lang w:val="en-US" w:eastAsia="zh-CN"/>
         </w:rPr>
-        <w:t>.添加双因素认证2FA/TOTP:登录时额外验证动态验证码</w:t>
+        <w:t>shToken，自动续期</w:t>
+      </w:r>
+    </w:p>
+    <w:p>
+      <w:pPr>
+        <w:rPr>
+          <w:rFonts w:hint="eastAsia"/>
+          <w:lang w:val="en-US" w:eastAsia="zh-CN"/>
+        </w:rPr>
+      </w:pPr>
+      <w:r>
+        <w:rPr>
+          <w:rFonts w:hint="eastAsia"/>
+          <w:lang w:val="en-US" w:eastAsia="zh-CN"/>
+        </w:rPr>
+        <w:t>30.添加敏感词过滤:拦截用户输入和AI输出中的敏感词汇</w:t>
+      </w:r>
+    </w:p>
+    <w:p>
+      <w:pPr>
+        <w:rPr>
+          <w:rFonts w:hint="eastAsia"/>
+          <w:lang w:val="en-US" w:eastAsia="zh-CN"/>
+        </w:rPr>
+      </w:pPr>
+      <w:r>
+        <w:rPr>
+          <w:rFonts w:hint="eastAsia"/>
+          <w:lang w:val="en-US" w:eastAsia="zh-CN"/>
+        </w:rPr>
+        <w:t>31.添加双因素认证2FA/TOTP:登录时额外验证动态验证码</w:t>
       </w:r>
     </w:p>
     <w:sectPr>
